--- a/client_rules/Rental Claims Service.docx
+++ b/client_rules/Rental Claims Service.docx
@@ -916,7 +916,27 @@
           <w:szCs w:val="26"/>
           <w14:ligatures w14:val="none"/>
         </w:rPr>
-        <w:t>VIN Plate (Both Door and Windshield to confirm vehicle)</w:t>
+        <w:t xml:space="preserve">VIN Plate </w:t>
+      </w:r>
+      <w:r>
+        <w:rPr>
+          <w:rFonts w:ascii="Segoe UI" w:eastAsia="Times New Roman" w:hAnsi="Segoe UI" w:cs="Segoe UI"/>
+          <w:kern w:val="0"/>
+          <w:sz w:val="26"/>
+          <w:szCs w:val="26"/>
+          <w14:ligatures w14:val="none"/>
+        </w:rPr>
+        <w:t xml:space="preserve">or VIN Sticker </w:t>
+      </w:r>
+      <w:r>
+        <w:rPr>
+          <w:rFonts w:ascii="Segoe UI" w:eastAsia="Times New Roman" w:hAnsi="Segoe UI" w:cs="Segoe UI"/>
+          <w:kern w:val="0"/>
+          <w:sz w:val="26"/>
+          <w:szCs w:val="26"/>
+          <w14:ligatures w14:val="none"/>
+        </w:rPr>
+        <w:t>(Both Door and Windshield to confirm vehicle)</w:t>
       </w:r>
     </w:p>
     <w:p>

--- a/client_rules/Rental Claims Service.docx
+++ b/client_rules/Rental Claims Service.docx
@@ -120,13 +120,23 @@
                 <w14:ligatures w14:val="none"/>
               </w:rPr>
             </w:pPr>
+            <w:proofErr w:type="gramStart"/>
             <w:r>
               <w:rPr>
                 <w:rFonts w:ascii="Times New Roman" w:eastAsia="Times New Roman" w:hAnsi="Times New Roman" w:cs="Times New Roman"/>
                 <w:kern w:val="0"/>
                 <w14:ligatures w14:val="none"/>
               </w:rPr>
-              <w:t>8118611  : Rental Claims Service</w:t>
+              <w:t>8118611  :</w:t>
+            </w:r>
+            <w:proofErr w:type="gramEnd"/>
+            <w:r>
+              <w:rPr>
+                <w:rFonts w:ascii="Times New Roman" w:eastAsia="Times New Roman" w:hAnsi="Times New Roman" w:cs="Times New Roman"/>
+                <w:kern w:val="0"/>
+                <w14:ligatures w14:val="none"/>
+              </w:rPr>
+              <w:t> Rental Claims Service</w:t>
             </w:r>
           </w:p>
         </w:tc>
@@ -438,6 +448,8 @@
         <w:rPr>
           <w:rFonts w:ascii="Segoe UI" w:eastAsia="Times New Roman" w:hAnsi="Segoe UI" w:cs="Segoe UI"/>
           <w:kern w:val="0"/>
+          <w:sz w:val="28"/>
+          <w:szCs w:val="28"/>
           <w14:ligatures w14:val="none"/>
         </w:rPr>
       </w:pPr>
@@ -482,6 +494,13 @@
           <w14:ligatures w14:val="none"/>
         </w:rPr>
         <w:t xml:space="preserve"> of the unit is required with all files - Repairable or Total Loss. </w:t>
+      </w:r>
+      <w:r>
+        <w:rPr>
+          <w:sz w:val="28"/>
+          <w:szCs w:val="28"/>
+        </w:rPr>
+        <w:t>This may include NADA, J.D. Power, Kelly Blue Book, Edmunds, Carfax, Cars.com</w:t>
       </w:r>
     </w:p>
     <w:p>
@@ -611,7 +630,25 @@
           <w:kern w:val="0"/>
           <w14:ligatures w14:val="none"/>
         </w:rPr>
-        <w:t>Always comment in your appraisal report the approximate repair days.  Utilize the formula (total hours of estimate divided by 5 equals approximate repair time).</w:t>
+        <w:t xml:space="preserve">Always comment </w:t>
+      </w:r>
+      <w:proofErr w:type="gramStart"/>
+      <w:r>
+        <w:rPr>
+          <w:rFonts w:ascii="Arial" w:eastAsia="Times New Roman" w:hAnsi="Arial" w:cs="Arial"/>
+          <w:kern w:val="0"/>
+          <w14:ligatures w14:val="none"/>
+        </w:rPr>
+        <w:t>in</w:t>
+      </w:r>
+      <w:proofErr w:type="gramEnd"/>
+      <w:r>
+        <w:rPr>
+          <w:rFonts w:ascii="Arial" w:eastAsia="Times New Roman" w:hAnsi="Arial" w:cs="Arial"/>
+          <w:kern w:val="0"/>
+          <w14:ligatures w14:val="none"/>
+        </w:rPr>
+        <w:t xml:space="preserve"> your appraisal report the approximate repair days.  Utilize the formula (total hours of estimate divided by 5 equals approximate repair time).</w:t>
       </w:r>
     </w:p>
     <w:p>
@@ -634,7 +671,25 @@
           <w:kern w:val="0"/>
           <w14:ligatures w14:val="none"/>
         </w:rPr>
-        <w:t>If a vehicle is a total loss accruing storage charges the appraiser must contact the adjuster to advise so the adjuster can reach out to owner &amp; send stop storage letter. This should be done from the field at the vehicle or as soon as the appraiser knows it’s a total loss and needs to be noted on the appraisers report.</w:t>
+        <w:t xml:space="preserve">If a vehicle is a total loss accruing storage charges the appraiser must contact the adjuster to advise so the adjuster can reach out to owner &amp; send stop storage letter. This should be done from the field at the vehicle or as soon as the appraiser knows it’s a total loss and needs to be noted on the </w:t>
+      </w:r>
+      <w:proofErr w:type="gramStart"/>
+      <w:r>
+        <w:rPr>
+          <w:rFonts w:ascii="Arial" w:eastAsia="Times New Roman" w:hAnsi="Arial" w:cs="Arial"/>
+          <w:kern w:val="0"/>
+          <w14:ligatures w14:val="none"/>
+        </w:rPr>
+        <w:t>appraisers</w:t>
+      </w:r>
+      <w:proofErr w:type="gramEnd"/>
+      <w:r>
+        <w:rPr>
+          <w:rFonts w:ascii="Arial" w:eastAsia="Times New Roman" w:hAnsi="Arial" w:cs="Arial"/>
+          <w:kern w:val="0"/>
+          <w14:ligatures w14:val="none"/>
+        </w:rPr>
+        <w:t xml:space="preserve"> report.</w:t>
       </w:r>
     </w:p>
     <w:p>
@@ -815,7 +870,30 @@
           <w:szCs w:val="26"/>
           <w14:ligatures w14:val="none"/>
         </w:rPr>
-        <w:t>At least 4 photos of the damage area</w:t>
+        <w:lastRenderedPageBreak/>
+        <w:t xml:space="preserve">At least 4 photos of the </w:t>
+      </w:r>
+      <w:proofErr w:type="gramStart"/>
+      <w:r>
+        <w:rPr>
+          <w:rFonts w:ascii="Segoe UI" w:eastAsia="Times New Roman" w:hAnsi="Segoe UI" w:cs="Segoe UI"/>
+          <w:kern w:val="0"/>
+          <w:sz w:val="26"/>
+          <w:szCs w:val="26"/>
+          <w14:ligatures w14:val="none"/>
+        </w:rPr>
+        <w:t>damage</w:t>
+      </w:r>
+      <w:proofErr w:type="gramEnd"/>
+      <w:r>
+        <w:rPr>
+          <w:rFonts w:ascii="Segoe UI" w:eastAsia="Times New Roman" w:hAnsi="Segoe UI" w:cs="Segoe UI"/>
+          <w:kern w:val="0"/>
+          <w:sz w:val="26"/>
+          <w:szCs w:val="26"/>
+          <w14:ligatures w14:val="none"/>
+        </w:rPr>
+        <w:t xml:space="preserve"> area</w:t>
       </w:r>
     </w:p>
     <w:p>
@@ -840,7 +918,6 @@
           <w:szCs w:val="26"/>
           <w14:ligatures w14:val="none"/>
         </w:rPr>
-        <w:lastRenderedPageBreak/>
         <w:t>Impact height measurements in inches using a Keson Tape Measurer (straight on, level and showing contact with ground)</w:t>
       </w:r>
     </w:p>
@@ -1194,7 +1271,29 @@
           <w:szCs w:val="26"/>
           <w14:ligatures w14:val="none"/>
         </w:rPr>
-        <w:t>Carpet condition (front and rear - be sure to lift up floor mats)</w:t>
+        <w:t xml:space="preserve">Carpet condition (front and rear - be sure to </w:t>
+      </w:r>
+      <w:proofErr w:type="gramStart"/>
+      <w:r>
+        <w:rPr>
+          <w:rFonts w:ascii="Segoe UI" w:eastAsia="Times New Roman" w:hAnsi="Segoe UI" w:cs="Segoe UI"/>
+          <w:kern w:val="0"/>
+          <w:sz w:val="26"/>
+          <w:szCs w:val="26"/>
+          <w14:ligatures w14:val="none"/>
+        </w:rPr>
+        <w:t>lift up</w:t>
+      </w:r>
+      <w:proofErr w:type="gramEnd"/>
+      <w:r>
+        <w:rPr>
+          <w:rFonts w:ascii="Segoe UI" w:eastAsia="Times New Roman" w:hAnsi="Segoe UI" w:cs="Segoe UI"/>
+          <w:kern w:val="0"/>
+          <w:sz w:val="26"/>
+          <w:szCs w:val="26"/>
+          <w14:ligatures w14:val="none"/>
+        </w:rPr>
+        <w:t xml:space="preserve"> floor mats)</w:t>
       </w:r>
     </w:p>
     <w:p>
@@ -1394,7 +1493,29 @@
           <w:szCs w:val="26"/>
           <w14:ligatures w14:val="none"/>
         </w:rPr>
-        <w:t>Any other needed photos to depict damage, UPD or conditioning</w:t>
+        <w:t xml:space="preserve">Any other </w:t>
+      </w:r>
+      <w:proofErr w:type="gramStart"/>
+      <w:r>
+        <w:rPr>
+          <w:rFonts w:ascii="Segoe UI" w:eastAsia="Times New Roman" w:hAnsi="Segoe UI" w:cs="Segoe UI"/>
+          <w:kern w:val="0"/>
+          <w:sz w:val="26"/>
+          <w:szCs w:val="26"/>
+          <w14:ligatures w14:val="none"/>
+        </w:rPr>
+        <w:t>needed photos</w:t>
+      </w:r>
+      <w:proofErr w:type="gramEnd"/>
+      <w:r>
+        <w:rPr>
+          <w:rFonts w:ascii="Segoe UI" w:eastAsia="Times New Roman" w:hAnsi="Segoe UI" w:cs="Segoe UI"/>
+          <w:kern w:val="0"/>
+          <w:sz w:val="26"/>
+          <w:szCs w:val="26"/>
+          <w14:ligatures w14:val="none"/>
+        </w:rPr>
+        <w:t xml:space="preserve"> to depict damage, UPD or conditioning</w:t>
       </w:r>
     </w:p>
     <w:p>
@@ -1559,6 +1680,7 @@
           <w:kern w:val="0"/>
           <w14:ligatures w14:val="none"/>
         </w:rPr>
+        <w:lastRenderedPageBreak/>
         <w:pict w14:anchorId="292D3AA7">
           <v:rect id="_x0000_i1029" style="width:0;height:0" o:hrstd="t" o:hr="t" fillcolor="#a0a0a0" stroked="f"/>
         </w:pict>
@@ -1584,7 +1706,6 @@
           <w:kern w:val="0"/>
           <w14:ligatures w14:val="none"/>
         </w:rPr>
-        <w:lastRenderedPageBreak/>
         <w:t>(CLIENT IS HEAVY ON THE USE OF AFTERMARKET PARTS) PLEASE CONSIDER 1st before LKQ OR OEM -Utilize LKQ, Recon and Aftermarket Parts regardless of year or mileage. (CAPA sheet metal recommended)</w:t>
       </w:r>
       <w:r>
@@ -1617,7 +1738,43 @@
           <w:kern w:val="0"/>
           <w14:ligatures w14:val="none"/>
         </w:rPr>
-        <w:t>If LKQ, Recon and Aftermarket parts are NOT utilized, please make sure to document in your closing comments as to why alternative parts were not used and also note the alternative parts sources you contacted.</w:t>
+        <w:t xml:space="preserve">If LKQ, Recon and Aftermarket parts are NOT utilized, please make sure to document in your closing comments as to why alternative parts were not used </w:t>
+      </w:r>
+      <w:proofErr w:type="gramStart"/>
+      <w:r>
+        <w:rPr>
+          <w:rFonts w:ascii="Arial" w:eastAsia="Times New Roman" w:hAnsi="Arial" w:cs="Arial"/>
+          <w:kern w:val="0"/>
+          <w14:ligatures w14:val="none"/>
+        </w:rPr>
+        <w:t>and also</w:t>
+      </w:r>
+      <w:proofErr w:type="gramEnd"/>
+      <w:r>
+        <w:rPr>
+          <w:rFonts w:ascii="Arial" w:eastAsia="Times New Roman" w:hAnsi="Arial" w:cs="Arial"/>
+          <w:kern w:val="0"/>
+          <w14:ligatures w14:val="none"/>
+        </w:rPr>
+        <w:t xml:space="preserve"> note the </w:t>
+      </w:r>
+      <w:proofErr w:type="gramStart"/>
+      <w:r>
+        <w:rPr>
+          <w:rFonts w:ascii="Arial" w:eastAsia="Times New Roman" w:hAnsi="Arial" w:cs="Arial"/>
+          <w:kern w:val="0"/>
+          <w14:ligatures w14:val="none"/>
+        </w:rPr>
+        <w:t>alternative parts</w:t>
+      </w:r>
+      <w:proofErr w:type="gramEnd"/>
+      <w:r>
+        <w:rPr>
+          <w:rFonts w:ascii="Arial" w:eastAsia="Times New Roman" w:hAnsi="Arial" w:cs="Arial"/>
+          <w:kern w:val="0"/>
+          <w14:ligatures w14:val="none"/>
+        </w:rPr>
+        <w:t xml:space="preserve"> sources you contacted.</w:t>
       </w:r>
     </w:p>
     <w:p>
@@ -1640,7 +1797,25 @@
           <w:kern w:val="0"/>
           <w14:ligatures w14:val="none"/>
         </w:rPr>
-        <w:t>Use of CAPA, NSF or industry accepted certified components should be used on parts that are considered a safety item i.e.- reinforcement bar. </w:t>
+        <w:t xml:space="preserve">Use of CAPA, NSF or industry accepted certified components should be used on parts that are considered a safety </w:t>
+      </w:r>
+      <w:proofErr w:type="gramStart"/>
+      <w:r>
+        <w:rPr>
+          <w:rFonts w:ascii="Arial" w:eastAsia="Times New Roman" w:hAnsi="Arial" w:cs="Arial"/>
+          <w:kern w:val="0"/>
+          <w14:ligatures w14:val="none"/>
+        </w:rPr>
+        <w:t>item</w:t>
+      </w:r>
+      <w:proofErr w:type="gramEnd"/>
+      <w:r>
+        <w:rPr>
+          <w:rFonts w:ascii="Arial" w:eastAsia="Times New Roman" w:hAnsi="Arial" w:cs="Arial"/>
+          <w:kern w:val="0"/>
+          <w14:ligatures w14:val="none"/>
+        </w:rPr>
+        <w:t xml:space="preserve"> i.e.- reinforcement bar. </w:t>
       </w:r>
     </w:p>
     <w:p>
@@ -1924,7 +2099,25 @@
           <w:kern w:val="0"/>
           <w14:ligatures w14:val="none"/>
         </w:rPr>
-        <w:t>PLEASE NOTE: If a vehicle is a total loss accruing storage charges the appraiser must contact the adjuster to advise so the adjuster can reach out to owner &amp; send stop storage letter. This should be done from the field at the vehicle or as soon as the appraiser knows it’s a total loss and needs to be noted on the appraisers report.</w:t>
+        <w:t xml:space="preserve">PLEASE NOTE: If a vehicle is a total loss accruing storage charges the appraiser must contact the adjuster to advise so the adjuster can reach out to owner &amp; send stop storage letter. This should be done from the field at the vehicle or as soon as the appraiser knows it’s a total loss and needs to be noted on the </w:t>
+      </w:r>
+      <w:proofErr w:type="gramStart"/>
+      <w:r>
+        <w:rPr>
+          <w:rFonts w:ascii="Segoe UI" w:eastAsia="Times New Roman" w:hAnsi="Segoe UI" w:cs="Segoe UI"/>
+          <w:kern w:val="0"/>
+          <w14:ligatures w14:val="none"/>
+        </w:rPr>
+        <w:t>appraisers</w:t>
+      </w:r>
+      <w:proofErr w:type="gramEnd"/>
+      <w:r>
+        <w:rPr>
+          <w:rFonts w:ascii="Segoe UI" w:eastAsia="Times New Roman" w:hAnsi="Segoe UI" w:cs="Segoe UI"/>
+          <w:kern w:val="0"/>
+          <w14:ligatures w14:val="none"/>
+        </w:rPr>
+        <w:t xml:space="preserve"> report.</w:t>
       </w:r>
     </w:p>
     <w:p>
@@ -1947,7 +2140,25 @@
           <w:kern w:val="0"/>
           <w14:ligatures w14:val="none"/>
         </w:rPr>
-        <w:t>Mileage must be noted on all total losses (and repairable vehicles)...mandatory. Look for oil change sticker or call the vehicle owner if necessary.  If you cannot obtain the mileage, be sure to document your closing comments accordingly as to the reason why it could not be established.   </w:t>
+        <w:t xml:space="preserve">Mileage must be noted on all total losses (and repairable </w:t>
+      </w:r>
+      <w:proofErr w:type="gramStart"/>
+      <w:r>
+        <w:rPr>
+          <w:rFonts w:ascii="Segoe UI" w:eastAsia="Times New Roman" w:hAnsi="Segoe UI" w:cs="Segoe UI"/>
+          <w:kern w:val="0"/>
+          <w14:ligatures w14:val="none"/>
+        </w:rPr>
+        <w:t>vehicles)...</w:t>
+      </w:r>
+      <w:proofErr w:type="gramEnd"/>
+      <w:r>
+        <w:rPr>
+          <w:rFonts w:ascii="Segoe UI" w:eastAsia="Times New Roman" w:hAnsi="Segoe UI" w:cs="Segoe UI"/>
+          <w:kern w:val="0"/>
+          <w14:ligatures w14:val="none"/>
+        </w:rPr>
+        <w:t>mandatory. Look for oil change sticker or call the vehicle owner if necessary.  If you cannot obtain the mileage, be sure to document your closing comments accordingly as to the reason why it could not be established.   </w:t>
       </w:r>
     </w:p>
     <w:p>
@@ -2018,6 +2229,7 @@
           <w14:ligatures w14:val="none"/>
         </w:rPr>
       </w:pPr>
+      <w:proofErr w:type="gramStart"/>
       <w:r>
         <w:rPr>
           <w:rFonts w:ascii="Times New Roman" w:eastAsia="Times New Roman" w:hAnsi="Symbol" w:cs="Times New Roman"/>
@@ -2042,7 +2254,18 @@
           <w:szCs w:val="26"/>
           <w14:ligatures w14:val="none"/>
         </w:rPr>
-        <w:t>Do not include towing, storage or teardown charges in estimate. List in Appraisal Report comments only and include a copy of the invoice/bill with your upload.</w:t>
+        <w:t>Do</w:t>
+      </w:r>
+      <w:proofErr w:type="gramEnd"/>
+      <w:r>
+        <w:rPr>
+          <w:rFonts w:ascii="Times New Roman" w:eastAsia="Times New Roman" w:hAnsi="Times New Roman" w:cs="Times New Roman"/>
+          <w:kern w:val="0"/>
+          <w:sz w:val="26"/>
+          <w:szCs w:val="26"/>
+          <w14:ligatures w14:val="none"/>
+        </w:rPr>
+        <w:t xml:space="preserve"> not include towing, storage or teardown charges in estimate. List in Appraisal Report comments only and include a copy of the invoice/bill with your upload.</w:t>
       </w:r>
     </w:p>
     <w:p>
@@ -2169,6 +2392,7 @@
           <w14:ligatures w14:val="none"/>
         </w:rPr>
       </w:pPr>
+      <w:proofErr w:type="gramStart"/>
       <w:r>
         <w:rPr>
           <w:rFonts w:ascii="Arial" w:eastAsia="Times New Roman" w:hAnsi="Arial" w:cs="Arial"/>
@@ -2177,7 +2401,18 @@
           <w:szCs w:val="26"/>
           <w14:ligatures w14:val="none"/>
         </w:rPr>
-        <w:t>Supplement cycle time is very important to ELCO. All supplements must be completed and uploaded within 48 hours from the time a supplement is requested.</w:t>
+        <w:t>Supplement</w:t>
+      </w:r>
+      <w:proofErr w:type="gramEnd"/>
+      <w:r>
+        <w:rPr>
+          <w:rFonts w:ascii="Arial" w:eastAsia="Times New Roman" w:hAnsi="Arial" w:cs="Arial"/>
+          <w:kern w:val="0"/>
+          <w:sz w:val="26"/>
+          <w:szCs w:val="26"/>
+          <w14:ligatures w14:val="none"/>
+        </w:rPr>
+        <w:t xml:space="preserve"> cycle time is very important to ELCO. All supplements must be completed and uploaded within 48 hours from the time a supplement is requested.</w:t>
       </w:r>
     </w:p>
     <w:p>
@@ -2537,7 +2772,51 @@
           <w:szCs w:val="26"/>
           <w14:ligatures w14:val="none"/>
         </w:rPr>
-        <w:t>Comment in your Appraisal Report the "Approximate Market Value" of the unit. </w:t>
+        <w:t xml:space="preserve">Comment </w:t>
+      </w:r>
+      <w:proofErr w:type="gramStart"/>
+      <w:r>
+        <w:rPr>
+          <w:rFonts w:ascii="Arial" w:eastAsia="Times New Roman" w:hAnsi="Arial" w:cs="Arial"/>
+          <w:kern w:val="0"/>
+          <w:sz w:val="26"/>
+          <w:szCs w:val="26"/>
+          <w14:ligatures w14:val="none"/>
+        </w:rPr>
+        <w:t>in</w:t>
+      </w:r>
+      <w:proofErr w:type="gramEnd"/>
+      <w:r>
+        <w:rPr>
+          <w:rFonts w:ascii="Arial" w:eastAsia="Times New Roman" w:hAnsi="Arial" w:cs="Arial"/>
+          <w:kern w:val="0"/>
+          <w:sz w:val="26"/>
+          <w:szCs w:val="26"/>
+          <w14:ligatures w14:val="none"/>
+        </w:rPr>
+        <w:t xml:space="preserve"> your Appraisal </w:t>
+      </w:r>
+      <w:proofErr w:type="gramStart"/>
+      <w:r>
+        <w:rPr>
+          <w:rFonts w:ascii="Arial" w:eastAsia="Times New Roman" w:hAnsi="Arial" w:cs="Arial"/>
+          <w:kern w:val="0"/>
+          <w:sz w:val="26"/>
+          <w:szCs w:val="26"/>
+          <w14:ligatures w14:val="none"/>
+        </w:rPr>
+        <w:t>Report</w:t>
+      </w:r>
+      <w:proofErr w:type="gramEnd"/>
+      <w:r>
+        <w:rPr>
+          <w:rFonts w:ascii="Arial" w:eastAsia="Times New Roman" w:hAnsi="Arial" w:cs="Arial"/>
+          <w:kern w:val="0"/>
+          <w:sz w:val="26"/>
+          <w:szCs w:val="26"/>
+          <w14:ligatures w14:val="none"/>
+        </w:rPr>
+        <w:t xml:space="preserve"> the "Approximate Market Value" of the unit. </w:t>
       </w:r>
     </w:p>
     <w:p>
@@ -2587,7 +2866,51 @@
           <w:szCs w:val="26"/>
           <w14:ligatures w14:val="none"/>
         </w:rPr>
-        <w:t>If LKQ, Recon and Aftermarket parts are NOT utilized, please make sure to document in your closing comments as to why alternative parts were not used and also note the alternative parts sources you contacted.</w:t>
+        <w:t xml:space="preserve">If LKQ, Recon and Aftermarket parts are NOT utilized, please make sure to document in your closing comments as to why alternative parts were not used </w:t>
+      </w:r>
+      <w:proofErr w:type="gramStart"/>
+      <w:r>
+        <w:rPr>
+          <w:rFonts w:ascii="Arial" w:eastAsia="Times New Roman" w:hAnsi="Arial" w:cs="Arial"/>
+          <w:kern w:val="0"/>
+          <w:sz w:val="26"/>
+          <w:szCs w:val="26"/>
+          <w14:ligatures w14:val="none"/>
+        </w:rPr>
+        <w:t>and also</w:t>
+      </w:r>
+      <w:proofErr w:type="gramEnd"/>
+      <w:r>
+        <w:rPr>
+          <w:rFonts w:ascii="Arial" w:eastAsia="Times New Roman" w:hAnsi="Arial" w:cs="Arial"/>
+          <w:kern w:val="0"/>
+          <w:sz w:val="26"/>
+          <w:szCs w:val="26"/>
+          <w14:ligatures w14:val="none"/>
+        </w:rPr>
+        <w:t xml:space="preserve"> note the </w:t>
+      </w:r>
+      <w:proofErr w:type="gramStart"/>
+      <w:r>
+        <w:rPr>
+          <w:rFonts w:ascii="Arial" w:eastAsia="Times New Roman" w:hAnsi="Arial" w:cs="Arial"/>
+          <w:kern w:val="0"/>
+          <w:sz w:val="26"/>
+          <w:szCs w:val="26"/>
+          <w14:ligatures w14:val="none"/>
+        </w:rPr>
+        <w:t>alternative parts</w:t>
+      </w:r>
+      <w:proofErr w:type="gramEnd"/>
+      <w:r>
+        <w:rPr>
+          <w:rFonts w:ascii="Arial" w:eastAsia="Times New Roman" w:hAnsi="Arial" w:cs="Arial"/>
+          <w:kern w:val="0"/>
+          <w:sz w:val="26"/>
+          <w:szCs w:val="26"/>
+          <w14:ligatures w14:val="none"/>
+        </w:rPr>
+        <w:t xml:space="preserve"> sources you contacted.</w:t>
       </w:r>
     </w:p>
     <w:p>
@@ -2892,6 +3215,7 @@
         </w:rPr>
         <w:t>REQUIRED ALLOWANCES</w:t>
       </w:r>
+      <w:proofErr w:type="gramStart"/>
       <w:r>
         <w:rPr>
           <w:rFonts w:ascii="Segoe UI" w:eastAsia="Times New Roman" w:hAnsi="Segoe UI" w:cs="Segoe UI"/>
@@ -2899,7 +3223,17 @@
           <w:kern w:val="0"/>
           <w14:ligatures w14:val="none"/>
         </w:rPr>
-        <w:t>:  Unless otherwise stated:</w:t>
+        <w:t>:  Unless</w:t>
+      </w:r>
+      <w:proofErr w:type="gramEnd"/>
+      <w:r>
+        <w:rPr>
+          <w:rFonts w:ascii="Segoe UI" w:eastAsia="Times New Roman" w:hAnsi="Segoe UI" w:cs="Segoe UI"/>
+          <w:spacing w:val="5"/>
+          <w:kern w:val="0"/>
+          <w14:ligatures w14:val="none"/>
+        </w:rPr>
+        <w:t xml:space="preserve"> otherwise stated:</w:t>
       </w:r>
     </w:p>
     <w:p>

--- a/client_rules/Rental Claims Service.docx
+++ b/client_rules/Rental Claims Service.docx
@@ -671,7 +671,25 @@
           <w:kern w:val="0"/>
           <w14:ligatures w14:val="none"/>
         </w:rPr>
-        <w:t xml:space="preserve">If a vehicle is a total loss accruing storage charges the appraiser must contact the adjuster to advise so the adjuster can reach out to owner &amp; send stop storage letter. This should be done from the field at the vehicle or as soon as the appraiser knows it’s a total loss and needs to be noted on the </w:t>
+        <w:t xml:space="preserve">If a vehicle is a total loss accruing storage charges the appraiser must contact the adjuster to advise so the adjuster can reach out to owner &amp; send stop storage letter. This should be done from the field at the vehicle or as soon as the appraiser knows it’s a total loss and needs to be noted </w:t>
+      </w:r>
+      <w:proofErr w:type="gramStart"/>
+      <w:r>
+        <w:rPr>
+          <w:rFonts w:ascii="Arial" w:eastAsia="Times New Roman" w:hAnsi="Arial" w:cs="Arial"/>
+          <w:kern w:val="0"/>
+          <w14:ligatures w14:val="none"/>
+        </w:rPr>
+        <w:t>on</w:t>
+      </w:r>
+      <w:proofErr w:type="gramEnd"/>
+      <w:r>
+        <w:rPr>
+          <w:rFonts w:ascii="Arial" w:eastAsia="Times New Roman" w:hAnsi="Arial" w:cs="Arial"/>
+          <w:kern w:val="0"/>
+          <w14:ligatures w14:val="none"/>
+        </w:rPr>
+        <w:t xml:space="preserve"> the </w:t>
       </w:r>
       <w:proofErr w:type="gramStart"/>
       <w:r>
@@ -2099,7 +2117,25 @@
           <w:kern w:val="0"/>
           <w14:ligatures w14:val="none"/>
         </w:rPr>
-        <w:t xml:space="preserve">PLEASE NOTE: If a vehicle is a total loss accruing storage charges the appraiser must contact the adjuster to advise so the adjuster can reach out to owner &amp; send stop storage letter. This should be done from the field at the vehicle or as soon as the appraiser knows it’s a total loss and needs to be noted on the </w:t>
+        <w:t xml:space="preserve">PLEASE NOTE: If a vehicle is a total loss accruing storage charges the appraiser must contact the adjuster to advise so the adjuster can reach out to owner &amp; send stop storage letter. This should be done from the field at the vehicle or as soon as the appraiser knows it’s a total loss and needs to be noted </w:t>
+      </w:r>
+      <w:proofErr w:type="gramStart"/>
+      <w:r>
+        <w:rPr>
+          <w:rFonts w:ascii="Segoe UI" w:eastAsia="Times New Roman" w:hAnsi="Segoe UI" w:cs="Segoe UI"/>
+          <w:kern w:val="0"/>
+          <w14:ligatures w14:val="none"/>
+        </w:rPr>
+        <w:t>on</w:t>
+      </w:r>
+      <w:proofErr w:type="gramEnd"/>
+      <w:r>
+        <w:rPr>
+          <w:rFonts w:ascii="Segoe UI" w:eastAsia="Times New Roman" w:hAnsi="Segoe UI" w:cs="Segoe UI"/>
+          <w:kern w:val="0"/>
+          <w14:ligatures w14:val="none"/>
+        </w:rPr>
+        <w:t xml:space="preserve"> the </w:t>
       </w:r>
       <w:proofErr w:type="gramStart"/>
       <w:r>
@@ -4574,31 +4610,6 @@
         </w:pict>
       </w:r>
     </w:p>
-    <w:p>
-      <w:pPr>
-        <w:numPr>
-          <w:ilvl w:val="0"/>
-          <w:numId w:val="13"/>
-        </w:numPr>
-        <w:shd w:val="clear" w:color="auto" w:fill="FFFFFF"/>
-        <w:spacing w:before="100" w:beforeAutospacing="1" w:after="100" w:afterAutospacing="1" w:line="240" w:lineRule="auto"/>
-        <w:rPr>
-          <w:rFonts w:ascii="Segoe UI" w:eastAsia="Times New Roman" w:hAnsi="Segoe UI" w:cs="Segoe UI"/>
-          <w:kern w:val="0"/>
-          <w14:ligatures w14:val="none"/>
-        </w:rPr>
-      </w:pPr>
-      <w:r>
-        <w:rPr>
-          <w:rFonts w:ascii="Segoe UI" w:eastAsia="Times New Roman" w:hAnsi="Segoe UI" w:cs="Segoe UI"/>
-          <w:kern w:val="0"/>
-          <w:sz w:val="26"/>
-          <w:szCs w:val="26"/>
-          <w14:ligatures w14:val="none"/>
-        </w:rPr>
-        <w:t>All client material damage questions should be routed to SCA Regional Appraisal Specialist. </w:t>
-      </w:r>
-    </w:p>
     <w:sectPr>
       <w:pgSz w:w="12240" w:h="15840"/>
       <w:pgMar w:top="1440" w:right="1440" w:bottom="1440" w:left="1440" w:header="720" w:footer="720" w:gutter="0"/>

--- a/client_rules/Rental Claims Service.docx
+++ b/client_rules/Rental Claims Service.docx
@@ -120,23 +120,13 @@
                 <w14:ligatures w14:val="none"/>
               </w:rPr>
             </w:pPr>
-            <w:proofErr w:type="gramStart"/>
             <w:r>
               <w:rPr>
                 <w:rFonts w:ascii="Times New Roman" w:eastAsia="Times New Roman" w:hAnsi="Times New Roman" w:cs="Times New Roman"/>
                 <w:kern w:val="0"/>
                 <w14:ligatures w14:val="none"/>
               </w:rPr>
-              <w:t>8118611  :</w:t>
-            </w:r>
-            <w:proofErr w:type="gramEnd"/>
-            <w:r>
-              <w:rPr>
-                <w:rFonts w:ascii="Times New Roman" w:eastAsia="Times New Roman" w:hAnsi="Times New Roman" w:cs="Times New Roman"/>
-                <w:kern w:val="0"/>
-                <w14:ligatures w14:val="none"/>
-              </w:rPr>
-              <w:t> Rental Claims Service</w:t>
+              <w:t>8118611  : Rental Claims Service</w:t>
             </w:r>
           </w:p>
         </w:tc>
@@ -630,25 +620,7 @@
           <w:kern w:val="0"/>
           <w14:ligatures w14:val="none"/>
         </w:rPr>
-        <w:t xml:space="preserve">Always comment </w:t>
-      </w:r>
-      <w:proofErr w:type="gramStart"/>
-      <w:r>
-        <w:rPr>
-          <w:rFonts w:ascii="Arial" w:eastAsia="Times New Roman" w:hAnsi="Arial" w:cs="Arial"/>
-          <w:kern w:val="0"/>
-          <w14:ligatures w14:val="none"/>
-        </w:rPr>
-        <w:t>in</w:t>
-      </w:r>
-      <w:proofErr w:type="gramEnd"/>
-      <w:r>
-        <w:rPr>
-          <w:rFonts w:ascii="Arial" w:eastAsia="Times New Roman" w:hAnsi="Arial" w:cs="Arial"/>
-          <w:kern w:val="0"/>
-          <w14:ligatures w14:val="none"/>
-        </w:rPr>
-        <w:t xml:space="preserve"> your appraisal report the approximate repair days.  Utilize the formula (total hours of estimate divided by 5 equals approximate repair time).</w:t>
+        <w:t>Always comment in your appraisal report the approximate repair days.  Utilize the formula (total hours of estimate divided by 5 equals approximate repair time).</w:t>
       </w:r>
     </w:p>
     <w:p>
@@ -671,43 +643,7 @@
           <w:kern w:val="0"/>
           <w14:ligatures w14:val="none"/>
         </w:rPr>
-        <w:t xml:space="preserve">If a vehicle is a total loss accruing storage charges the appraiser must contact the adjuster to advise so the adjuster can reach out to owner &amp; send stop storage letter. This should be done from the field at the vehicle or as soon as the appraiser knows it’s a total loss and needs to be noted </w:t>
-      </w:r>
-      <w:proofErr w:type="gramStart"/>
-      <w:r>
-        <w:rPr>
-          <w:rFonts w:ascii="Arial" w:eastAsia="Times New Roman" w:hAnsi="Arial" w:cs="Arial"/>
-          <w:kern w:val="0"/>
-          <w14:ligatures w14:val="none"/>
-        </w:rPr>
-        <w:t>on</w:t>
-      </w:r>
-      <w:proofErr w:type="gramEnd"/>
-      <w:r>
-        <w:rPr>
-          <w:rFonts w:ascii="Arial" w:eastAsia="Times New Roman" w:hAnsi="Arial" w:cs="Arial"/>
-          <w:kern w:val="0"/>
-          <w14:ligatures w14:val="none"/>
-        </w:rPr>
-        <w:t xml:space="preserve"> the </w:t>
-      </w:r>
-      <w:proofErr w:type="gramStart"/>
-      <w:r>
-        <w:rPr>
-          <w:rFonts w:ascii="Arial" w:eastAsia="Times New Roman" w:hAnsi="Arial" w:cs="Arial"/>
-          <w:kern w:val="0"/>
-          <w14:ligatures w14:val="none"/>
-        </w:rPr>
-        <w:t>appraisers</w:t>
-      </w:r>
-      <w:proofErr w:type="gramEnd"/>
-      <w:r>
-        <w:rPr>
-          <w:rFonts w:ascii="Arial" w:eastAsia="Times New Roman" w:hAnsi="Arial" w:cs="Arial"/>
-          <w:kern w:val="0"/>
-          <w14:ligatures w14:val="none"/>
-        </w:rPr>
-        <w:t xml:space="preserve"> report.</w:t>
+        <w:t>If a vehicle is a total loss accruing storage charges the appraiser must contact the adjuster to advise so the adjuster can reach out to owner &amp; send stop storage letter. This should be done from the field at the vehicle or as soon as the appraiser knows it’s a total loss and needs to be noted on the appraisers report.</w:t>
       </w:r>
     </w:p>
     <w:p>
@@ -889,29 +825,7 @@
           <w14:ligatures w14:val="none"/>
         </w:rPr>
         <w:lastRenderedPageBreak/>
-        <w:t xml:space="preserve">At least 4 photos of the </w:t>
-      </w:r>
-      <w:proofErr w:type="gramStart"/>
-      <w:r>
-        <w:rPr>
-          <w:rFonts w:ascii="Segoe UI" w:eastAsia="Times New Roman" w:hAnsi="Segoe UI" w:cs="Segoe UI"/>
-          <w:kern w:val="0"/>
-          <w:sz w:val="26"/>
-          <w:szCs w:val="26"/>
-          <w14:ligatures w14:val="none"/>
-        </w:rPr>
-        <w:t>damage</w:t>
-      </w:r>
-      <w:proofErr w:type="gramEnd"/>
-      <w:r>
-        <w:rPr>
-          <w:rFonts w:ascii="Segoe UI" w:eastAsia="Times New Roman" w:hAnsi="Segoe UI" w:cs="Segoe UI"/>
-          <w:kern w:val="0"/>
-          <w:sz w:val="26"/>
-          <w:szCs w:val="26"/>
-          <w14:ligatures w14:val="none"/>
-        </w:rPr>
-        <w:t xml:space="preserve"> area</w:t>
+        <w:t>At least 4 photos of the damage area</w:t>
       </w:r>
     </w:p>
     <w:p>
@@ -1289,29 +1203,7 @@
           <w:szCs w:val="26"/>
           <w14:ligatures w14:val="none"/>
         </w:rPr>
-        <w:t xml:space="preserve">Carpet condition (front and rear - be sure to </w:t>
-      </w:r>
-      <w:proofErr w:type="gramStart"/>
-      <w:r>
-        <w:rPr>
-          <w:rFonts w:ascii="Segoe UI" w:eastAsia="Times New Roman" w:hAnsi="Segoe UI" w:cs="Segoe UI"/>
-          <w:kern w:val="0"/>
-          <w:sz w:val="26"/>
-          <w:szCs w:val="26"/>
-          <w14:ligatures w14:val="none"/>
-        </w:rPr>
-        <w:t>lift up</w:t>
-      </w:r>
-      <w:proofErr w:type="gramEnd"/>
-      <w:r>
-        <w:rPr>
-          <w:rFonts w:ascii="Segoe UI" w:eastAsia="Times New Roman" w:hAnsi="Segoe UI" w:cs="Segoe UI"/>
-          <w:kern w:val="0"/>
-          <w:sz w:val="26"/>
-          <w:szCs w:val="26"/>
-          <w14:ligatures w14:val="none"/>
-        </w:rPr>
-        <w:t xml:space="preserve"> floor mats)</w:t>
+        <w:t>Carpet condition (front and rear - be sure to lift up floor mats)</w:t>
       </w:r>
     </w:p>
     <w:p>
@@ -1511,29 +1403,7 @@
           <w:szCs w:val="26"/>
           <w14:ligatures w14:val="none"/>
         </w:rPr>
-        <w:t xml:space="preserve">Any other </w:t>
-      </w:r>
-      <w:proofErr w:type="gramStart"/>
-      <w:r>
-        <w:rPr>
-          <w:rFonts w:ascii="Segoe UI" w:eastAsia="Times New Roman" w:hAnsi="Segoe UI" w:cs="Segoe UI"/>
-          <w:kern w:val="0"/>
-          <w:sz w:val="26"/>
-          <w:szCs w:val="26"/>
-          <w14:ligatures w14:val="none"/>
-        </w:rPr>
-        <w:t>needed photos</w:t>
-      </w:r>
-      <w:proofErr w:type="gramEnd"/>
-      <w:r>
-        <w:rPr>
-          <w:rFonts w:ascii="Segoe UI" w:eastAsia="Times New Roman" w:hAnsi="Segoe UI" w:cs="Segoe UI"/>
-          <w:kern w:val="0"/>
-          <w:sz w:val="26"/>
-          <w:szCs w:val="26"/>
-          <w14:ligatures w14:val="none"/>
-        </w:rPr>
-        <w:t xml:space="preserve"> to depict damage, UPD or conditioning</w:t>
+        <w:t>Any other needed photos to depict damage, UPD or conditioning</w:t>
       </w:r>
     </w:p>
     <w:p>
@@ -1756,43 +1626,7 @@
           <w:kern w:val="0"/>
           <w14:ligatures w14:val="none"/>
         </w:rPr>
-        <w:t xml:space="preserve">If LKQ, Recon and Aftermarket parts are NOT utilized, please make sure to document in your closing comments as to why alternative parts were not used </w:t>
-      </w:r>
-      <w:proofErr w:type="gramStart"/>
-      <w:r>
-        <w:rPr>
-          <w:rFonts w:ascii="Arial" w:eastAsia="Times New Roman" w:hAnsi="Arial" w:cs="Arial"/>
-          <w:kern w:val="0"/>
-          <w14:ligatures w14:val="none"/>
-        </w:rPr>
-        <w:t>and also</w:t>
-      </w:r>
-      <w:proofErr w:type="gramEnd"/>
-      <w:r>
-        <w:rPr>
-          <w:rFonts w:ascii="Arial" w:eastAsia="Times New Roman" w:hAnsi="Arial" w:cs="Arial"/>
-          <w:kern w:val="0"/>
-          <w14:ligatures w14:val="none"/>
-        </w:rPr>
-        <w:t xml:space="preserve"> note the </w:t>
-      </w:r>
-      <w:proofErr w:type="gramStart"/>
-      <w:r>
-        <w:rPr>
-          <w:rFonts w:ascii="Arial" w:eastAsia="Times New Roman" w:hAnsi="Arial" w:cs="Arial"/>
-          <w:kern w:val="0"/>
-          <w14:ligatures w14:val="none"/>
-        </w:rPr>
-        <w:t>alternative parts</w:t>
-      </w:r>
-      <w:proofErr w:type="gramEnd"/>
-      <w:r>
-        <w:rPr>
-          <w:rFonts w:ascii="Arial" w:eastAsia="Times New Roman" w:hAnsi="Arial" w:cs="Arial"/>
-          <w:kern w:val="0"/>
-          <w14:ligatures w14:val="none"/>
-        </w:rPr>
-        <w:t xml:space="preserve"> sources you contacted.</w:t>
+        <w:t>If LKQ, Recon and Aftermarket parts are NOT utilized, please make sure to document in your closing comments as to why alternative parts were not used and also note the alternative parts sources you contacted.</w:t>
       </w:r>
     </w:p>
     <w:p>
@@ -1815,25 +1649,7 @@
           <w:kern w:val="0"/>
           <w14:ligatures w14:val="none"/>
         </w:rPr>
-        <w:t xml:space="preserve">Use of CAPA, NSF or industry accepted certified components should be used on parts that are considered a safety </w:t>
-      </w:r>
-      <w:proofErr w:type="gramStart"/>
-      <w:r>
-        <w:rPr>
-          <w:rFonts w:ascii="Arial" w:eastAsia="Times New Roman" w:hAnsi="Arial" w:cs="Arial"/>
-          <w:kern w:val="0"/>
-          <w14:ligatures w14:val="none"/>
-        </w:rPr>
-        <w:t>item</w:t>
-      </w:r>
-      <w:proofErr w:type="gramEnd"/>
-      <w:r>
-        <w:rPr>
-          <w:rFonts w:ascii="Arial" w:eastAsia="Times New Roman" w:hAnsi="Arial" w:cs="Arial"/>
-          <w:kern w:val="0"/>
-          <w14:ligatures w14:val="none"/>
-        </w:rPr>
-        <w:t xml:space="preserve"> i.e.- reinforcement bar. </w:t>
+        <w:t>Use of CAPA, NSF or industry accepted certified components should be used on parts that are considered a safety item i.e.- reinforcement bar. </w:t>
       </w:r>
     </w:p>
     <w:p>
@@ -2117,43 +1933,7 @@
           <w:kern w:val="0"/>
           <w14:ligatures w14:val="none"/>
         </w:rPr>
-        <w:t xml:space="preserve">PLEASE NOTE: If a vehicle is a total loss accruing storage charges the appraiser must contact the adjuster to advise so the adjuster can reach out to owner &amp; send stop storage letter. This should be done from the field at the vehicle or as soon as the appraiser knows it’s a total loss and needs to be noted </w:t>
-      </w:r>
-      <w:proofErr w:type="gramStart"/>
-      <w:r>
-        <w:rPr>
-          <w:rFonts w:ascii="Segoe UI" w:eastAsia="Times New Roman" w:hAnsi="Segoe UI" w:cs="Segoe UI"/>
-          <w:kern w:val="0"/>
-          <w14:ligatures w14:val="none"/>
-        </w:rPr>
-        <w:t>on</w:t>
-      </w:r>
-      <w:proofErr w:type="gramEnd"/>
-      <w:r>
-        <w:rPr>
-          <w:rFonts w:ascii="Segoe UI" w:eastAsia="Times New Roman" w:hAnsi="Segoe UI" w:cs="Segoe UI"/>
-          <w:kern w:val="0"/>
-          <w14:ligatures w14:val="none"/>
-        </w:rPr>
-        <w:t xml:space="preserve"> the </w:t>
-      </w:r>
-      <w:proofErr w:type="gramStart"/>
-      <w:r>
-        <w:rPr>
-          <w:rFonts w:ascii="Segoe UI" w:eastAsia="Times New Roman" w:hAnsi="Segoe UI" w:cs="Segoe UI"/>
-          <w:kern w:val="0"/>
-          <w14:ligatures w14:val="none"/>
-        </w:rPr>
-        <w:t>appraisers</w:t>
-      </w:r>
-      <w:proofErr w:type="gramEnd"/>
-      <w:r>
-        <w:rPr>
-          <w:rFonts w:ascii="Segoe UI" w:eastAsia="Times New Roman" w:hAnsi="Segoe UI" w:cs="Segoe UI"/>
-          <w:kern w:val="0"/>
-          <w14:ligatures w14:val="none"/>
-        </w:rPr>
-        <w:t xml:space="preserve"> report.</w:t>
+        <w:t>PLEASE NOTE: If a vehicle is a total loss accruing storage charges the appraiser must contact the adjuster to advise so the adjuster can reach out to owner &amp; send stop storage letter. This should be done from the field at the vehicle or as soon as the appraiser knows it’s a total loss and needs to be noted on the appraisers report.</w:t>
       </w:r>
     </w:p>
     <w:p>
@@ -2176,25 +1956,7 @@
           <w:kern w:val="0"/>
           <w14:ligatures w14:val="none"/>
         </w:rPr>
-        <w:t xml:space="preserve">Mileage must be noted on all total losses (and repairable </w:t>
-      </w:r>
-      <w:proofErr w:type="gramStart"/>
-      <w:r>
-        <w:rPr>
-          <w:rFonts w:ascii="Segoe UI" w:eastAsia="Times New Roman" w:hAnsi="Segoe UI" w:cs="Segoe UI"/>
-          <w:kern w:val="0"/>
-          <w14:ligatures w14:val="none"/>
-        </w:rPr>
-        <w:t>vehicles)...</w:t>
-      </w:r>
-      <w:proofErr w:type="gramEnd"/>
-      <w:r>
-        <w:rPr>
-          <w:rFonts w:ascii="Segoe UI" w:eastAsia="Times New Roman" w:hAnsi="Segoe UI" w:cs="Segoe UI"/>
-          <w:kern w:val="0"/>
-          <w14:ligatures w14:val="none"/>
-        </w:rPr>
-        <w:t>mandatory. Look for oil change sticker or call the vehicle owner if necessary.  If you cannot obtain the mileage, be sure to document your closing comments accordingly as to the reason why it could not be established.   </w:t>
+        <w:t>Mileage must be noted on all total losses (and repairable vehicles)...mandatory. Look for oil change sticker or call the vehicle owner if necessary.  If you cannot obtain the mileage, be sure to document your closing comments accordingly as to the reason why it could not be established.   </w:t>
       </w:r>
     </w:p>
     <w:p>
@@ -2265,7 +2027,6 @@
           <w14:ligatures w14:val="none"/>
         </w:rPr>
       </w:pPr>
-      <w:proofErr w:type="gramStart"/>
       <w:r>
         <w:rPr>
           <w:rFonts w:ascii="Times New Roman" w:eastAsia="Times New Roman" w:hAnsi="Symbol" w:cs="Times New Roman"/>
@@ -2290,18 +2051,7 @@
           <w:szCs w:val="26"/>
           <w14:ligatures w14:val="none"/>
         </w:rPr>
-        <w:t>Do</w:t>
-      </w:r>
-      <w:proofErr w:type="gramEnd"/>
-      <w:r>
-        <w:rPr>
-          <w:rFonts w:ascii="Times New Roman" w:eastAsia="Times New Roman" w:hAnsi="Times New Roman" w:cs="Times New Roman"/>
-          <w:kern w:val="0"/>
-          <w:sz w:val="26"/>
-          <w:szCs w:val="26"/>
-          <w14:ligatures w14:val="none"/>
-        </w:rPr>
-        <w:t xml:space="preserve"> not include towing, storage or teardown charges in estimate. List in Appraisal Report comments only and include a copy of the invoice/bill with your upload.</w:t>
+        <w:t>Do not include towing, storage or teardown charges in estimate. List in Appraisal Report comments only and include a copy of the invoice/bill with your upload.</w:t>
       </w:r>
     </w:p>
     <w:p>
@@ -2428,7 +2178,6 @@
           <w14:ligatures w14:val="none"/>
         </w:rPr>
       </w:pPr>
-      <w:proofErr w:type="gramStart"/>
       <w:r>
         <w:rPr>
           <w:rFonts w:ascii="Arial" w:eastAsia="Times New Roman" w:hAnsi="Arial" w:cs="Arial"/>
@@ -2437,18 +2186,7 @@
           <w:szCs w:val="26"/>
           <w14:ligatures w14:val="none"/>
         </w:rPr>
-        <w:t>Supplement</w:t>
-      </w:r>
-      <w:proofErr w:type="gramEnd"/>
-      <w:r>
-        <w:rPr>
-          <w:rFonts w:ascii="Arial" w:eastAsia="Times New Roman" w:hAnsi="Arial" w:cs="Arial"/>
-          <w:kern w:val="0"/>
-          <w:sz w:val="26"/>
-          <w:szCs w:val="26"/>
-          <w14:ligatures w14:val="none"/>
-        </w:rPr>
-        <w:t xml:space="preserve"> cycle time is very important to ELCO. All supplements must be completed and uploaded within 48 hours from the time a supplement is requested.</w:t>
+        <w:t>Supplement cycle time is very important to ELCO. All supplements must be completed and uploaded within 48 hours from the time a supplement is requested.</w:t>
       </w:r>
     </w:p>
     <w:p>
@@ -2722,7 +2460,7 @@
           <w:szCs w:val="26"/>
           <w14:ligatures w14:val="none"/>
         </w:rPr>
-        <w:t>Complete the Core appraisal report in its entirety and provide specific detailed inspection notes.</w:t>
+        <w:t>Complete the appraisal report in its entirety and provide specific detailed inspection notes.</w:t>
       </w:r>
     </w:p>
     <w:p>
@@ -2808,51 +2546,7 @@
           <w:szCs w:val="26"/>
           <w14:ligatures w14:val="none"/>
         </w:rPr>
-        <w:t xml:space="preserve">Comment </w:t>
-      </w:r>
-      <w:proofErr w:type="gramStart"/>
-      <w:r>
-        <w:rPr>
-          <w:rFonts w:ascii="Arial" w:eastAsia="Times New Roman" w:hAnsi="Arial" w:cs="Arial"/>
-          <w:kern w:val="0"/>
-          <w:sz w:val="26"/>
-          <w:szCs w:val="26"/>
-          <w14:ligatures w14:val="none"/>
-        </w:rPr>
-        <w:t>in</w:t>
-      </w:r>
-      <w:proofErr w:type="gramEnd"/>
-      <w:r>
-        <w:rPr>
-          <w:rFonts w:ascii="Arial" w:eastAsia="Times New Roman" w:hAnsi="Arial" w:cs="Arial"/>
-          <w:kern w:val="0"/>
-          <w:sz w:val="26"/>
-          <w:szCs w:val="26"/>
-          <w14:ligatures w14:val="none"/>
-        </w:rPr>
-        <w:t xml:space="preserve"> your Appraisal </w:t>
-      </w:r>
-      <w:proofErr w:type="gramStart"/>
-      <w:r>
-        <w:rPr>
-          <w:rFonts w:ascii="Arial" w:eastAsia="Times New Roman" w:hAnsi="Arial" w:cs="Arial"/>
-          <w:kern w:val="0"/>
-          <w:sz w:val="26"/>
-          <w:szCs w:val="26"/>
-          <w14:ligatures w14:val="none"/>
-        </w:rPr>
-        <w:t>Report</w:t>
-      </w:r>
-      <w:proofErr w:type="gramEnd"/>
-      <w:r>
-        <w:rPr>
-          <w:rFonts w:ascii="Arial" w:eastAsia="Times New Roman" w:hAnsi="Arial" w:cs="Arial"/>
-          <w:kern w:val="0"/>
-          <w:sz w:val="26"/>
-          <w:szCs w:val="26"/>
-          <w14:ligatures w14:val="none"/>
-        </w:rPr>
-        <w:t xml:space="preserve"> the "Approximate Market Value" of the unit. </w:t>
+        <w:t>Comment in your Appraisal Report the "Approximate Market Value" of the unit. </w:t>
       </w:r>
     </w:p>
     <w:p>
@@ -2902,51 +2596,7 @@
           <w:szCs w:val="26"/>
           <w14:ligatures w14:val="none"/>
         </w:rPr>
-        <w:t xml:space="preserve">If LKQ, Recon and Aftermarket parts are NOT utilized, please make sure to document in your closing comments as to why alternative parts were not used </w:t>
-      </w:r>
-      <w:proofErr w:type="gramStart"/>
-      <w:r>
-        <w:rPr>
-          <w:rFonts w:ascii="Arial" w:eastAsia="Times New Roman" w:hAnsi="Arial" w:cs="Arial"/>
-          <w:kern w:val="0"/>
-          <w:sz w:val="26"/>
-          <w:szCs w:val="26"/>
-          <w14:ligatures w14:val="none"/>
-        </w:rPr>
-        <w:t>and also</w:t>
-      </w:r>
-      <w:proofErr w:type="gramEnd"/>
-      <w:r>
-        <w:rPr>
-          <w:rFonts w:ascii="Arial" w:eastAsia="Times New Roman" w:hAnsi="Arial" w:cs="Arial"/>
-          <w:kern w:val="0"/>
-          <w:sz w:val="26"/>
-          <w:szCs w:val="26"/>
-          <w14:ligatures w14:val="none"/>
-        </w:rPr>
-        <w:t xml:space="preserve"> note the </w:t>
-      </w:r>
-      <w:proofErr w:type="gramStart"/>
-      <w:r>
-        <w:rPr>
-          <w:rFonts w:ascii="Arial" w:eastAsia="Times New Roman" w:hAnsi="Arial" w:cs="Arial"/>
-          <w:kern w:val="0"/>
-          <w:sz w:val="26"/>
-          <w:szCs w:val="26"/>
-          <w14:ligatures w14:val="none"/>
-        </w:rPr>
-        <w:t>alternative parts</w:t>
-      </w:r>
-      <w:proofErr w:type="gramEnd"/>
-      <w:r>
-        <w:rPr>
-          <w:rFonts w:ascii="Arial" w:eastAsia="Times New Roman" w:hAnsi="Arial" w:cs="Arial"/>
-          <w:kern w:val="0"/>
-          <w:sz w:val="26"/>
-          <w:szCs w:val="26"/>
-          <w14:ligatures w14:val="none"/>
-        </w:rPr>
-        <w:t xml:space="preserve"> sources you contacted.</w:t>
+        <w:t>If LKQ, Recon and Aftermarket parts are NOT utilized, please make sure to document in your closing comments as to why alternative parts were not used and also note the alternative parts sources you contacted.</w:t>
       </w:r>
     </w:p>
     <w:p>
@@ -3251,7 +2901,6 @@
         </w:rPr>
         <w:t>REQUIRED ALLOWANCES</w:t>
       </w:r>
-      <w:proofErr w:type="gramStart"/>
       <w:r>
         <w:rPr>
           <w:rFonts w:ascii="Segoe UI" w:eastAsia="Times New Roman" w:hAnsi="Segoe UI" w:cs="Segoe UI"/>
@@ -3259,17 +2908,7 @@
           <w:kern w:val="0"/>
           <w14:ligatures w14:val="none"/>
         </w:rPr>
-        <w:t>:  Unless</w:t>
-      </w:r>
-      <w:proofErr w:type="gramEnd"/>
-      <w:r>
-        <w:rPr>
-          <w:rFonts w:ascii="Segoe UI" w:eastAsia="Times New Roman" w:hAnsi="Segoe UI" w:cs="Segoe UI"/>
-          <w:spacing w:val="5"/>
-          <w:kern w:val="0"/>
-          <w14:ligatures w14:val="none"/>
-        </w:rPr>
-        <w:t xml:space="preserve"> otherwise stated:</w:t>
+        <w:t>:  Unless otherwise stated:</w:t>
       </w:r>
     </w:p>
     <w:p>
